--- a/Hotel/Дневник по практике.docx
+++ b/Hotel/Дневник по практике.docx
@@ -484,7 +484,7 @@
           </mc:Choice>
           <mc:Fallback>
             <w:pict>
-              <v:shape w14:anchorId="1727942F" id="Полилиния 42" o:spid="_x0000_s1026" style="position:absolute;margin-left:88.75pt;margin-top:19.4pt;width:462pt;height:.1pt;z-index:-251655168;visibility:visible;mso-wrap-style:square;mso-width-percent:0;mso-height-percent:0;mso-wrap-distance-left:0;mso-wrap-distance-top:0;mso-wrap-distance-right:0;mso-wrap-distance-bottom:0;mso-position-horizontal:absolute;mso-position-horizontal-relative:page;mso-position-vertical:absolute;mso-position-vertical-relative:text;mso-width-percent:0;mso-height-percent:0;mso-width-relative:page;mso-height-relative:page;v-text-anchor:top" coordsize="9240,1270" o:gfxdata="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" path="m,l9239,e" filled="f" strokeweight=".31203mm">
+              <v:shape w14:anchorId="5B73251D" id="Полилиния 42" o:spid="_x0000_s1026" style="position:absolute;margin-left:88.75pt;margin-top:19.4pt;width:462pt;height:.1pt;z-index:-251655168;visibility:visible;mso-wrap-style:square;mso-width-percent:0;mso-height-percent:0;mso-wrap-distance-left:0;mso-wrap-distance-top:0;mso-wrap-distance-right:0;mso-wrap-distance-bottom:0;mso-position-horizontal:absolute;mso-position-horizontal-relative:page;mso-position-vertical:absolute;mso-position-vertical-relative:text;mso-width-percent:0;mso-height-percent:0;mso-width-relative:page;mso-height-relative:page;v-text-anchor:top" coordsize="9240,1270" o:gfxdata="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" path="m,l9239,e" filled="f" strokeweight=".31203mm">
                 <v:path arrowok="t" o:connecttype="custom" o:connectlocs="0,0;5866765,0" o:connectangles="0,0"/>
                 <w10:wrap type="topAndBottom" anchorx="page"/>
               </v:shape>
@@ -1509,7 +1509,14 @@
                 <w:sz w:val="28"/>
                 <w:lang w:val="ru-RU"/>
               </w:rPr>
-              <w:t>27</w:t>
+              <w:t>2</w:t>
+            </w:r>
+            <w:r>
+              <w:rPr>
+                <w:sz w:val="28"/>
+                <w:lang w:val="ru-RU"/>
+              </w:rPr>
+              <w:t>6</w:t>
             </w:r>
             <w:r>
               <w:rPr>
@@ -1646,7 +1653,14 @@
                 <w:sz w:val="28"/>
                 <w:lang w:val="ru-RU"/>
               </w:rPr>
-              <w:t>27</w:t>
+              <w:t>2</w:t>
+            </w:r>
+            <w:r>
+              <w:rPr>
+                <w:sz w:val="28"/>
+                <w:lang w:val="ru-RU"/>
+              </w:rPr>
+              <w:t>6</w:t>
             </w:r>
             <w:r>
               <w:rPr>
@@ -1742,7 +1756,14 @@
                 <w:sz w:val="28"/>
                 <w:lang w:val="ru-RU"/>
               </w:rPr>
-              <w:t>28</w:t>
+              <w:t>2</w:t>
+            </w:r>
+            <w:r>
+              <w:rPr>
+                <w:sz w:val="28"/>
+                <w:lang w:val="ru-RU"/>
+              </w:rPr>
+              <w:t>7</w:t>
             </w:r>
             <w:r>
               <w:rPr>
@@ -1840,7 +1861,14 @@
                 <w:sz w:val="28"/>
                 <w:lang w:val="ru-RU"/>
               </w:rPr>
-              <w:t>30</w:t>
+              <w:t>3</w:t>
+            </w:r>
+            <w:r>
+              <w:rPr>
+                <w:sz w:val="28"/>
+                <w:lang w:val="ru-RU"/>
+              </w:rPr>
+              <w:t>1</w:t>
             </w:r>
             <w:r>
               <w:rPr>
@@ -1938,14 +1966,7 @@
                 <w:sz w:val="28"/>
                 <w:lang w:val="ru-RU"/>
               </w:rPr>
-              <w:t>31</w:t>
-            </w:r>
-            <w:r>
-              <w:rPr>
-                <w:sz w:val="28"/>
-                <w:lang w:val="ru-RU"/>
-              </w:rPr>
-              <w:t>.03.2026</w:t>
+              <w:t>31.03.2026</w:t>
             </w:r>
           </w:p>
         </w:tc>
@@ -2036,28 +2057,7 @@
                 <w:sz w:val="28"/>
                 <w:lang w:val="ru-RU"/>
               </w:rPr>
-              <w:t>01</w:t>
-            </w:r>
-            <w:r>
-              <w:rPr>
-                <w:sz w:val="28"/>
-                <w:lang w:val="ru-RU"/>
-              </w:rPr>
-              <w:t>.0</w:t>
-            </w:r>
-            <w:r>
-              <w:rPr>
-                <w:sz w:val="28"/>
-                <w:lang w:val="ru-RU"/>
-              </w:rPr>
-              <w:t>4</w:t>
-            </w:r>
-            <w:r>
-              <w:rPr>
-                <w:sz w:val="28"/>
-                <w:lang w:val="ru-RU"/>
-              </w:rPr>
-              <w:t>.2026</w:t>
+              <w:t>01.04.2026</w:t>
             </w:r>
           </w:p>
         </w:tc>
@@ -2149,28 +2149,21 @@
                 <w:sz w:val="28"/>
                 <w:lang w:val="ru-RU"/>
               </w:rPr>
-              <w:t>07</w:t>
-            </w:r>
-            <w:r>
-              <w:rPr>
-                <w:sz w:val="28"/>
-                <w:lang w:val="ru-RU"/>
-              </w:rPr>
-              <w:t>.0</w:t>
-            </w:r>
-            <w:r>
-              <w:rPr>
-                <w:sz w:val="28"/>
-                <w:lang w:val="ru-RU"/>
-              </w:rPr>
-              <w:t>4</w:t>
-            </w:r>
-            <w:r>
-              <w:rPr>
-                <w:sz w:val="28"/>
-                <w:lang w:val="ru-RU"/>
-              </w:rPr>
-              <w:t>.2026</w:t>
+              <w:t>0</w:t>
+            </w:r>
+            <w:r>
+              <w:rPr>
+                <w:sz w:val="28"/>
+                <w:lang w:val="ru-RU"/>
+              </w:rPr>
+              <w:t>2</w:t>
+            </w:r>
+            <w:r>
+              <w:rPr>
+                <w:sz w:val="28"/>
+                <w:lang w:val="ru-RU"/>
+              </w:rPr>
+              <w:t>.04.2026</w:t>
             </w:r>
           </w:p>
         </w:tc>
@@ -2257,28 +2250,21 @@
                 <w:sz w:val="28"/>
                 <w:lang w:val="ru-RU"/>
               </w:rPr>
-              <w:t>09</w:t>
-            </w:r>
-            <w:r>
-              <w:rPr>
-                <w:sz w:val="28"/>
-                <w:lang w:val="ru-RU"/>
-              </w:rPr>
-              <w:t>.0</w:t>
-            </w:r>
-            <w:r>
-              <w:rPr>
-                <w:sz w:val="28"/>
-                <w:lang w:val="ru-RU"/>
-              </w:rPr>
-              <w:t>4</w:t>
-            </w:r>
-            <w:r>
-              <w:rPr>
-                <w:sz w:val="28"/>
-                <w:lang w:val="ru-RU"/>
-              </w:rPr>
-              <w:t>.2026</w:t>
+              <w:t>0</w:t>
+            </w:r>
+            <w:r>
+              <w:rPr>
+                <w:sz w:val="28"/>
+                <w:lang w:val="ru-RU"/>
+              </w:rPr>
+              <w:t>8</w:t>
+            </w:r>
+            <w:r>
+              <w:rPr>
+                <w:sz w:val="28"/>
+                <w:lang w:val="ru-RU"/>
+              </w:rPr>
+              <w:t>.04.2026</w:t>
             </w:r>
           </w:p>
         </w:tc>
